--- a/public/assets/files/stacjonarne/UKOS.docx
+++ b/public/assets/files/stacjonarne/UKOS.docx
@@ -523,6 +523,7 @@
                 <w:i w:val="0"/>
                 <w:sz w:val="22"/>
               </w:rPr>
+              <w:t>I</w:t>
             </w:r>
           </w:p>
         </w:tc>
@@ -560,6 +561,7 @@
                 <w:i w:val="0"/>
                 <w:sz w:val="22"/>
               </w:rPr>
+              <w:t>obligatoryjny</w:t>
             </w:r>
           </w:p>
         </w:tc>

--- a/public/assets/files/stacjonarne/UKOS.docx
+++ b/public/assets/files/stacjonarne/UKOS.docx
@@ -681,12 +681,22 @@
         <w:tblW w:w="5000" w:type="pct"/>
       </w:tblPr>
       <w:tblGrid>
-        <w:gridCol w:w="9972"/>
+        <w:gridCol w:w="997"/>
+        <w:gridCol w:w="997"/>
+        <w:gridCol w:w="997"/>
+        <w:gridCol w:w="997"/>
+        <w:gridCol w:w="997"/>
+        <w:gridCol w:w="997"/>
+        <w:gridCol w:w="997"/>
+        <w:gridCol w:w="997"/>
+        <w:gridCol w:w="997"/>
+        <w:gridCol w:w="997"/>
       </w:tblGrid>
       <w:tr>
         <w:tc>
           <w:tcPr>
-            <w:tcW w:type="dxa" w:w="9972"/>
+            <w:tcW w:type="dxa" w:w="9970"/>
+            <w:gridSpan w:val="10"/>
             <w:shd w:val="clear" w:color="auto" w:fill="D9D9D9"/>
           </w:tcPr>
           <w:p>
@@ -705,31 +715,34 @@
           </w:p>
         </w:tc>
       </w:tr>
-    </w:tbl>
-    <w:tbl>
-      <w:tblPr>
-        <w:tblW w:type="auto" w:w="0"/>
-        <w:tblLook w:firstColumn="1" w:firstRow="1" w:lastColumn="0" w:lastRow="0" w:noHBand="0" w:noVBand="1" w:val="04A0"/>
-        <w:tblBorders>
-          <w:top w:val="single" w:sz="4" w:space="0" w:color="000000"/>
-          <w:left w:val="single" w:sz="4" w:space="0" w:color="000000"/>
-          <w:bottom w:val="single" w:sz="4" w:space="0" w:color="000000"/>
-          <w:right w:val="single" w:sz="4" w:space="0" w:color="000000"/>
-          <w:insideH w:val="single" w:sz="4" w:space="0" w:color="000000"/>
-          <w:insideV w:val="single" w:sz="4" w:space="0" w:color="000000"/>
-        </w:tblBorders>
-        <w:tblW w:w="5000" w:type="pct"/>
-      </w:tblPr>
-      <w:tblGrid>
-        <w:gridCol w:w="2493"/>
-        <w:gridCol w:w="2493"/>
-        <w:gridCol w:w="2493"/>
-        <w:gridCol w:w="2493"/>
-      </w:tblGrid>
       <w:tr>
         <w:tc>
           <w:tcPr>
-            <w:tcW w:type="dxa" w:w="2493"/>
+            <w:tcW w:type="dxa" w:w="9970"/>
+            <w:gridSpan w:val="10"/>
+            <w:shd w:val="clear" w:color="auto" w:fill="D9D9D9"/>
+          </w:tcPr>
+          <w:p>
+            <w:pPr>
+              <w:spacing w:before="20" w:after="20"/>
+            </w:pPr>
+            <w:r>
+              <w:rPr>
+                <w:rFonts w:ascii="Aptos" w:hAnsi="Aptos"/>
+                <w:b w:val="0"/>
+                <w:i w:val="0"/>
+                <w:sz w:val="16"/>
+              </w:rPr>
+              <w:t>Wymiar godzinowy (liczba godzin w semestrze)</w:t>
+            </w:r>
+          </w:p>
+        </w:tc>
+      </w:tr>
+      <w:tr>
+        <w:tc>
+          <w:tcPr>
+            <w:tcW w:type="dxa" w:w="1994"/>
+            <w:gridSpan w:val="2"/>
             <w:shd w:val="clear" w:color="auto" w:fill="D9D9D9"/>
           </w:tcPr>
           <w:p>
@@ -749,7 +762,8 @@
         </w:tc>
         <w:tc>
           <w:tcPr>
-            <w:tcW w:type="dxa" w:w="2493"/>
+            <w:tcW w:type="dxa" w:w="2991"/>
+            <w:gridSpan w:val="3"/>
             <w:shd w:val="clear" w:color="auto" w:fill="D9D9D9"/>
           </w:tcPr>
           <w:p>
@@ -769,7 +783,8 @@
         </w:tc>
         <w:tc>
           <w:tcPr>
-            <w:tcW w:type="dxa" w:w="2493"/>
+            <w:tcW w:type="dxa" w:w="2991"/>
+            <w:gridSpan w:val="3"/>
             <w:shd w:val="clear" w:color="auto" w:fill="D9D9D9"/>
           </w:tcPr>
           <w:p>
@@ -789,7 +804,8 @@
         </w:tc>
         <w:tc>
           <w:tcPr>
-            <w:tcW w:type="dxa" w:w="2493"/>
+            <w:tcW w:type="dxa" w:w="1994"/>
+            <w:gridSpan w:val="2"/>
             <w:shd w:val="clear" w:color="auto" w:fill="D9D9D9"/>
           </w:tcPr>
           <w:p>
@@ -811,7 +827,8 @@
       <w:tr>
         <w:tc>
           <w:tcPr>
-            <w:tcW w:type="dxa" w:w="2493"/>
+            <w:tcW w:type="dxa" w:w="1994"/>
+            <w:gridSpan w:val="2"/>
           </w:tcPr>
           <w:p>
             <w:pPr>
@@ -830,7 +847,8 @@
         </w:tc>
         <w:tc>
           <w:tcPr>
-            <w:tcW w:type="dxa" w:w="2493"/>
+            <w:tcW w:type="dxa" w:w="2991"/>
+            <w:gridSpan w:val="3"/>
           </w:tcPr>
           <w:p>
             <w:pPr>
@@ -849,7 +867,8 @@
         </w:tc>
         <w:tc>
           <w:tcPr>
-            <w:tcW w:type="dxa" w:w="2493"/>
+            <w:tcW w:type="dxa" w:w="2991"/>
+            <w:gridSpan w:val="3"/>
           </w:tcPr>
           <w:p>
             <w:pPr>
@@ -868,7 +887,8 @@
         </w:tc>
         <w:tc>
           <w:tcPr>
-            <w:tcW w:type="dxa" w:w="2493"/>
+            <w:tcW w:type="dxa" w:w="1994"/>
+            <w:gridSpan w:val="2"/>
           </w:tcPr>
           <w:p>
             <w:pPr>
@@ -886,30 +906,34 @@
           </w:p>
         </w:tc>
       </w:tr>
-    </w:tbl>
-    <w:tbl>
-      <w:tblPr>
-        <w:tblW w:type="auto" w:w="0"/>
-        <w:tblLook w:firstColumn="1" w:firstRow="1" w:lastColumn="0" w:lastRow="0" w:noHBand="0" w:noVBand="1" w:val="04A0"/>
-        <w:tblBorders>
-          <w:top w:val="single" w:sz="4" w:space="0" w:color="000000"/>
-          <w:left w:val="single" w:sz="4" w:space="0" w:color="000000"/>
-          <w:bottom w:val="single" w:sz="4" w:space="0" w:color="000000"/>
-          <w:right w:val="single" w:sz="4" w:space="0" w:color="000000"/>
-          <w:insideH w:val="single" w:sz="4" w:space="0" w:color="000000"/>
-          <w:insideV w:val="single" w:sz="4" w:space="0" w:color="000000"/>
-        </w:tblBorders>
-        <w:tblW w:w="5000" w:type="pct"/>
-      </w:tblPr>
-      <w:tblGrid>
-        <w:gridCol w:w="3324"/>
-        <w:gridCol w:w="3324"/>
-        <w:gridCol w:w="3324"/>
-      </w:tblGrid>
       <w:tr>
         <w:tc>
           <w:tcPr>
-            <w:tcW w:type="dxa" w:w="3324"/>
+            <w:tcW w:type="dxa" w:w="9970"/>
+            <w:gridSpan w:val="10"/>
+            <w:shd w:val="clear" w:color="auto" w:fill="D9D9D9"/>
+          </w:tcPr>
+          <w:p>
+            <w:pPr>
+              <w:spacing w:before="20" w:after="20"/>
+            </w:pPr>
+            <w:r>
+              <w:rPr>
+                <w:rFonts w:ascii="Aptos" w:hAnsi="Aptos"/>
+                <w:b/>
+                <w:i w:val="0"/>
+                <w:sz w:val="22"/>
+              </w:rPr>
+              <w:t>Bilans ECTS</w:t>
+            </w:r>
+          </w:p>
+        </w:tc>
+      </w:tr>
+      <w:tr>
+        <w:tc>
+          <w:tcPr>
+            <w:tcW w:type="dxa" w:w="4985"/>
+            <w:gridSpan w:val="5"/>
             <w:shd w:val="clear" w:color="auto" w:fill="D9D9D9"/>
           </w:tcPr>
           <w:p>
@@ -929,7 +953,8 @@
         </w:tc>
         <w:tc>
           <w:tcPr>
-            <w:tcW w:type="dxa" w:w="3324"/>
+            <w:tcW w:type="dxa" w:w="2991"/>
+            <w:gridSpan w:val="3"/>
             <w:shd w:val="clear" w:color="auto" w:fill="D9D9D9"/>
           </w:tcPr>
           <w:p>
@@ -949,7 +974,8 @@
         </w:tc>
         <w:tc>
           <w:tcPr>
-            <w:tcW w:type="dxa" w:w="3324"/>
+            <w:tcW w:type="dxa" w:w="1994"/>
+            <w:gridSpan w:val="2"/>
             <w:shd w:val="clear" w:color="auto" w:fill="D9D9D9"/>
           </w:tcPr>
           <w:p>
@@ -971,7 +997,8 @@
       <w:tr>
         <w:tc>
           <w:tcPr>
-            <w:tcW w:type="dxa" w:w="3324"/>
+            <w:tcW w:type="dxa" w:w="4985"/>
+            <w:gridSpan w:val="5"/>
           </w:tcPr>
           <w:p>
             <w:pPr>
@@ -990,7 +1017,8 @@
         </w:tc>
         <w:tc>
           <w:tcPr>
-            <w:tcW w:type="dxa" w:w="3324"/>
+            <w:tcW w:type="dxa" w:w="2991"/>
+            <w:gridSpan w:val="3"/>
           </w:tcPr>
           <w:p>
             <w:pPr>
@@ -1009,7 +1037,8 @@
         </w:tc>
         <w:tc>
           <w:tcPr>
-            <w:tcW w:type="dxa" w:w="3324"/>
+            <w:tcW w:type="dxa" w:w="1994"/>
+            <w:gridSpan w:val="2"/>
           </w:tcPr>
           <w:p>
             <w:pPr>
@@ -1030,7 +1059,8 @@
       <w:tr>
         <w:tc>
           <w:tcPr>
-            <w:tcW w:type="dxa" w:w="3324"/>
+            <w:tcW w:type="dxa" w:w="4985"/>
+            <w:gridSpan w:val="5"/>
           </w:tcPr>
           <w:p>
             <w:pPr>
@@ -1049,7 +1079,8 @@
         </w:tc>
         <w:tc>
           <w:tcPr>
-            <w:tcW w:type="dxa" w:w="3324"/>
+            <w:tcW w:type="dxa" w:w="2991"/>
+            <w:gridSpan w:val="3"/>
           </w:tcPr>
           <w:p>
             <w:pPr>
@@ -1068,7 +1099,8 @@
         </w:tc>
         <w:tc>
           <w:tcPr>
-            <w:tcW w:type="dxa" w:w="3324"/>
+            <w:tcW w:type="dxa" w:w="1994"/>
+            <w:gridSpan w:val="2"/>
           </w:tcPr>
           <w:p>
             <w:pPr>
@@ -1089,7 +1121,29 @@
       <w:tr>
         <w:tc>
           <w:tcPr>
-            <w:tcW w:type="dxa" w:w="3324"/>
+            <w:tcW w:type="dxa" w:w="4985"/>
+            <w:gridSpan w:val="5"/>
+            <w:shd w:val="clear" w:color="auto" w:fill="D9D9D9"/>
+          </w:tcPr>
+          <w:p>
+            <w:pPr>
+              <w:spacing w:before="20" w:after="20"/>
+            </w:pPr>
+            <w:r>
+              <w:rPr>
+                <w:rFonts w:ascii="Aptos" w:hAnsi="Aptos"/>
+                <w:b/>
+                <w:i w:val="0"/>
+                <w:sz w:val="16"/>
+              </w:rPr>
+              <w:t>Opis samodzielnej pracy studenta</w:t>
+            </w:r>
+          </w:p>
+        </w:tc>
+        <w:tc>
+          <w:tcPr>
+            <w:tcW w:type="dxa" w:w="4985"/>
+            <w:gridSpan w:val="5"/>
           </w:tcPr>
           <w:p>
             <w:pPr>
@@ -1102,45 +1156,7 @@
                 <w:i w:val="0"/>
                 <w:sz w:val="22"/>
               </w:rPr>
-              <w:t>Suma</w:t>
-            </w:r>
-          </w:p>
-        </w:tc>
-        <w:tc>
-          <w:tcPr>
-            <w:tcW w:type="dxa" w:w="3324"/>
-          </w:tcPr>
-          <w:p>
-            <w:pPr>
-              <w:spacing w:before="20" w:after="20"/>
-            </w:pPr>
-            <w:r>
-              <w:rPr>
-                <w:rFonts w:ascii="Aptos" w:hAnsi="Aptos"/>
-                <w:b w:val="0"/>
-                <w:i w:val="0"/>
-                <w:sz w:val="22"/>
-              </w:rPr>
-              <w:t>125</w:t>
-            </w:r>
-          </w:p>
-        </w:tc>
-        <w:tc>
-          <w:tcPr>
-            <w:tcW w:type="dxa" w:w="3324"/>
-          </w:tcPr>
-          <w:p>
-            <w:pPr>
-              <w:spacing w:before="20" w:after="20"/>
-            </w:pPr>
-            <w:r>
-              <w:rPr>
-                <w:rFonts w:ascii="Aptos" w:hAnsi="Aptos"/>
-                <w:b w:val="0"/>
-                <w:i w:val="0"/>
-                <w:sz w:val="22"/>
-              </w:rPr>
-              <w:t>5</w:t>
+              <w:t>Samodzielna praca ze skryptami systemowymi; ćwiczenia z poleceń terminala i podstaw systemów operacyjnych; przygotowanie do kolokwiów i wykonywanie prac domowych.</w:t>
             </w:r>
           </w:p>
         </w:tc>
@@ -1251,7 +1267,84 @@
           <w:tcPr>
             <w:tcW w:type="dxa" w:w="9972"/>
           </w:tcPr>
-          <w:p/>
+          <w:p>
+            <w:pPr>
+              <w:spacing w:before="20" w:after="20"/>
+            </w:pPr>
+            <w:r>
+              <w:rPr>
+                <w:rFonts w:ascii="Aptos" w:hAnsi="Aptos"/>
+                <w:b/>
+                <w:sz w:val="22"/>
+              </w:rPr>
+              <w:t>Wykład:</w:t>
+            </w:r>
+          </w:p>
+          <w:p>
+            <w:pPr>
+              <w:spacing w:before="20" w:after="20"/>
+            </w:pPr>
+            <w:r>
+              <w:rPr>
+                <w:rFonts w:ascii="Aptos" w:hAnsi="Aptos"/>
+                <w:b w:val="0"/>
+                <w:sz w:val="22"/>
+              </w:rPr>
+              <w:t>• wykład z prezentacją multimedialną</w:t>
+            </w:r>
+          </w:p>
+          <w:p>
+            <w:pPr>
+              <w:spacing w:before="20" w:after="20"/>
+            </w:pPr>
+            <w:r>
+              <w:rPr>
+                <w:rFonts w:ascii="Aptos" w:hAnsi="Aptos"/>
+                <w:b/>
+                <w:sz w:val="22"/>
+              </w:rPr>
+              <w:t>Ćwiczenia / Laboratorium:</w:t>
+            </w:r>
+          </w:p>
+          <w:p>
+            <w:pPr>
+              <w:spacing w:before="20" w:after="20"/>
+            </w:pPr>
+            <w:r>
+              <w:rPr>
+                <w:rFonts w:ascii="Aptos" w:hAnsi="Aptos"/>
+                <w:b w:val="0"/>
+                <w:sz w:val="22"/>
+              </w:rPr>
+              <w:t>• rozwiązywanie zadań</w:t>
+            </w:r>
+          </w:p>
+          <w:p>
+            <w:pPr>
+              <w:spacing w:before="20" w:after="20"/>
+            </w:pPr>
+            <w:r>
+              <w:rPr>
+                <w:rFonts w:ascii="Aptos" w:hAnsi="Aptos"/>
+                <w:b w:val="0"/>
+                <w:sz w:val="22"/>
+              </w:rPr>
+              <w:t>• warsztaty</w:t>
+            </w:r>
+          </w:p>
+          <w:p>
+            <w:pPr>
+              <w:spacing w:before="20" w:after="20"/>
+            </w:pPr>
+            <w:r>
+              <w:rPr>
+                <w:rFonts w:ascii="Aptos" w:hAnsi="Aptos"/>
+                <w:b w:val="0"/>
+                <w:sz w:val="22"/>
+              </w:rPr>
+              <w:t>• praca w grupach</w:t>
+            </w:r>
+          </w:p>
         </w:tc>
       </w:tr>
     </w:tbl>
@@ -1500,69 +1593,10 @@
             <w:r>
               <w:rPr>
                 <w:rFonts w:ascii="Aptos" w:hAnsi="Aptos"/>
+                <w:b w:val="0"/>
+                <w:i w:val="0"/>
                 <w:sz w:val="22"/>
               </w:rPr>
-              <w:t>1. Laboratorium/:</w:t>
-            </w:r>
-          </w:p>
-          <w:p>
-            <w:pPr>
-              <w:spacing w:before="20" w:after="20"/>
-            </w:pPr>
-            <w:r>
-              <w:rPr>
-                <w:rFonts w:ascii="Aptos" w:hAnsi="Aptos"/>
-                <w:sz w:val="22"/>
-              </w:rPr>
-              <w:t>2. Praca indywidualna ze skryptem</w:t>
-            </w:r>
-          </w:p>
-          <w:p>
-            <w:pPr>
-              <w:spacing w:before="20" w:after="20"/>
-            </w:pPr>
-            <w:r>
-              <w:rPr>
-                <w:rFonts w:ascii="Aptos" w:hAnsi="Aptos"/>
-                <w:sz w:val="22"/>
-              </w:rPr>
-              <w:t>3. Praca grupowa</w:t>
-            </w:r>
-          </w:p>
-          <w:p>
-            <w:pPr>
-              <w:spacing w:before="20" w:after="20"/>
-            </w:pPr>
-            <w:r>
-              <w:rPr>
-                <w:rFonts w:ascii="Aptos" w:hAnsi="Aptos"/>
-                <w:sz w:val="22"/>
-              </w:rPr>
-              <w:t>4. Warsztat</w:t>
-            </w:r>
-          </w:p>
-          <w:p>
-            <w:pPr>
-              <w:spacing w:before="20" w:after="20"/>
-            </w:pPr>
-            <w:r>
-              <w:rPr>
-                <w:rFonts w:ascii="Aptos" w:hAnsi="Aptos"/>
-                <w:sz w:val="22"/>
-              </w:rPr>
-              <w:t>5. Kryteria oceny</w:t>
-            </w:r>
-          </w:p>
-          <w:p>
-            <w:pPr>
-              <w:spacing w:before="20" w:after="20"/>
-            </w:pPr>
-            <w:r>
-              <w:rPr>
-                <w:rFonts w:ascii="Aptos" w:hAnsi="Aptos"/>
-                <w:sz w:val="22"/>
-              </w:rPr>
-              <w:t>6. Laboratorium: 2 kolokwia, prace domowe</w:t>
             </w:r>
           </w:p>
         </w:tc>
@@ -1579,7 +1613,7 @@
                 <w:rFonts w:ascii="Aptos" w:hAnsi="Aptos"/>
                 <w:sz w:val="22"/>
               </w:rPr>
-              <w:t>1. Laboratorium/:</w:t>
+              <w:t>1. kolokwium</w:t>
             </w:r>
           </w:p>
           <w:p>
@@ -1591,55 +1625,7 @@
                 <w:rFonts w:ascii="Aptos" w:hAnsi="Aptos"/>
                 <w:sz w:val="22"/>
               </w:rPr>
-              <w:t>2. Praca indywidualna ze skryptem</w:t>
-            </w:r>
-          </w:p>
-          <w:p>
-            <w:pPr>
-              <w:spacing w:before="20" w:after="20"/>
-            </w:pPr>
-            <w:r>
-              <w:rPr>
-                <w:rFonts w:ascii="Aptos" w:hAnsi="Aptos"/>
-                <w:sz w:val="22"/>
-              </w:rPr>
-              <w:t>3. Praca grupowa</w:t>
-            </w:r>
-          </w:p>
-          <w:p>
-            <w:pPr>
-              <w:spacing w:before="20" w:after="20"/>
-            </w:pPr>
-            <w:r>
-              <w:rPr>
-                <w:rFonts w:ascii="Aptos" w:hAnsi="Aptos"/>
-                <w:sz w:val="22"/>
-              </w:rPr>
-              <w:t>4. Warsztat</w:t>
-            </w:r>
-          </w:p>
-          <w:p>
-            <w:pPr>
-              <w:spacing w:before="20" w:after="20"/>
-            </w:pPr>
-            <w:r>
-              <w:rPr>
-                <w:rFonts w:ascii="Aptos" w:hAnsi="Aptos"/>
-                <w:sz w:val="22"/>
-              </w:rPr>
-              <w:t>5. Kryteria oceny</w:t>
-            </w:r>
-          </w:p>
-          <w:p>
-            <w:pPr>
-              <w:spacing w:before="20" w:after="20"/>
-            </w:pPr>
-            <w:r>
-              <w:rPr>
-                <w:rFonts w:ascii="Aptos" w:hAnsi="Aptos"/>
-                <w:sz w:val="22"/>
-              </w:rPr>
-              <w:t>6. Laboratorium: 2 kolokwia, prace domowe</w:t>
+              <w:t>2. ocena pracy podczas ćwiczenia</w:t>
             </w:r>
           </w:p>
         </w:tc>
@@ -1882,14 +1868,14 @@
         <w:tblW w:w="5000" w:type="pct"/>
       </w:tblPr>
       <w:tblGrid>
-        <w:gridCol w:w="3324"/>
-        <w:gridCol w:w="3324"/>
-        <w:gridCol w:w="3324"/>
+        <w:gridCol w:w="680"/>
+        <w:gridCol w:w="4536"/>
+        <w:gridCol w:w="4252"/>
       </w:tblGrid>
       <w:tr>
         <w:tc>
           <w:tcPr>
-            <w:tcW w:type="dxa" w:w="9972"/>
+            <w:tcW w:type="dxa" w:w="9468"/>
             <w:gridSpan w:val="3"/>
             <w:shd w:val="clear" w:color="auto" w:fill="D9D9D9"/>
           </w:tcPr>
@@ -1912,7 +1898,7 @@
       <w:tr>
         <w:tc>
           <w:tcPr>
-            <w:tcW w:type="dxa" w:w="3324"/>
+            <w:tcW w:type="dxa" w:w="680"/>
             <w:shd w:val="clear" w:color="auto" w:fill="D9D9D9"/>
           </w:tcPr>
           <w:p>
@@ -1932,7 +1918,7 @@
         </w:tc>
         <w:tc>
           <w:tcPr>
-            <w:tcW w:type="dxa" w:w="3324"/>
+            <w:tcW w:type="dxa" w:w="4536"/>
             <w:shd w:val="clear" w:color="auto" w:fill="D9D9D9"/>
           </w:tcPr>
           <w:p>
@@ -1952,7 +1938,7 @@
         </w:tc>
         <w:tc>
           <w:tcPr>
-            <w:tcW w:type="dxa" w:w="3324"/>
+            <w:tcW w:type="dxa" w:w="4252"/>
             <w:shd w:val="clear" w:color="auto" w:fill="D9D9D9"/>
           </w:tcPr>
           <w:p>
@@ -1974,7 +1960,7 @@
       <w:tr>
         <w:tc>
           <w:tcPr>
-            <w:tcW w:type="dxa" w:w="3324"/>
+            <w:tcW w:type="dxa" w:w="680"/>
           </w:tcPr>
           <w:p>
             <w:pPr>
@@ -1993,7 +1979,7 @@
         </w:tc>
         <w:tc>
           <w:tcPr>
-            <w:tcW w:type="dxa" w:w="3324"/>
+            <w:tcW w:type="dxa" w:w="4536"/>
           </w:tcPr>
           <w:p>
             <w:pPr>
@@ -2012,7 +1998,7 @@
         </w:tc>
         <w:tc>
           <w:tcPr>
-            <w:tcW w:type="dxa" w:w="3324"/>
+            <w:tcW w:type="dxa" w:w="4252"/>
           </w:tcPr>
           <w:p>
             <w:pPr>
@@ -2032,7 +2018,7 @@
       <w:tr>
         <w:tc>
           <w:tcPr>
-            <w:tcW w:type="dxa" w:w="3324"/>
+            <w:tcW w:type="dxa" w:w="680"/>
           </w:tcPr>
           <w:p>
             <w:pPr>
@@ -2051,7 +2037,7 @@
         </w:tc>
         <w:tc>
           <w:tcPr>
-            <w:tcW w:type="dxa" w:w="3324"/>
+            <w:tcW w:type="dxa" w:w="4536"/>
           </w:tcPr>
           <w:p>
             <w:pPr>
@@ -2070,7 +2056,7 @@
         </w:tc>
         <w:tc>
           <w:tcPr>
-            <w:tcW w:type="dxa" w:w="3324"/>
+            <w:tcW w:type="dxa" w:w="4252"/>
           </w:tcPr>
           <w:p>
             <w:pPr>
@@ -2090,7 +2076,7 @@
       <w:tr>
         <w:tc>
           <w:tcPr>
-            <w:tcW w:type="dxa" w:w="3324"/>
+            <w:tcW w:type="dxa" w:w="680"/>
           </w:tcPr>
           <w:p>
             <w:pPr>
@@ -2109,7 +2095,7 @@
         </w:tc>
         <w:tc>
           <w:tcPr>
-            <w:tcW w:type="dxa" w:w="3324"/>
+            <w:tcW w:type="dxa" w:w="4536"/>
           </w:tcPr>
           <w:p>
             <w:pPr>
@@ -2128,7 +2114,7 @@
         </w:tc>
         <w:tc>
           <w:tcPr>
-            <w:tcW w:type="dxa" w:w="3324"/>
+            <w:tcW w:type="dxa" w:w="4252"/>
           </w:tcPr>
           <w:p>
             <w:pPr>
@@ -2148,7 +2134,7 @@
       <w:tr>
         <w:tc>
           <w:tcPr>
-            <w:tcW w:type="dxa" w:w="3324"/>
+            <w:tcW w:type="dxa" w:w="680"/>
           </w:tcPr>
           <w:p>
             <w:pPr>
@@ -2167,7 +2153,7 @@
         </w:tc>
         <w:tc>
           <w:tcPr>
-            <w:tcW w:type="dxa" w:w="3324"/>
+            <w:tcW w:type="dxa" w:w="4536"/>
           </w:tcPr>
           <w:p>
             <w:pPr>
@@ -2186,7 +2172,7 @@
         </w:tc>
         <w:tc>
           <w:tcPr>
-            <w:tcW w:type="dxa" w:w="3324"/>
+            <w:tcW w:type="dxa" w:w="4252"/>
           </w:tcPr>
           <w:p>
             <w:pPr>
@@ -2206,7 +2192,7 @@
       <w:tr>
         <w:tc>
           <w:tcPr>
-            <w:tcW w:type="dxa" w:w="3324"/>
+            <w:tcW w:type="dxa" w:w="680"/>
           </w:tcPr>
           <w:p>
             <w:pPr>
@@ -2225,7 +2211,7 @@
         </w:tc>
         <w:tc>
           <w:tcPr>
-            <w:tcW w:type="dxa" w:w="3324"/>
+            <w:tcW w:type="dxa" w:w="4536"/>
           </w:tcPr>
           <w:p>
             <w:pPr>
@@ -2244,7 +2230,7 @@
         </w:tc>
         <w:tc>
           <w:tcPr>
-            <w:tcW w:type="dxa" w:w="3324"/>
+            <w:tcW w:type="dxa" w:w="4252"/>
           </w:tcPr>
           <w:p>
             <w:pPr>
@@ -2264,7 +2250,7 @@
       <w:tr>
         <w:tc>
           <w:tcPr>
-            <w:tcW w:type="dxa" w:w="3324"/>
+            <w:tcW w:type="dxa" w:w="680"/>
           </w:tcPr>
           <w:p>
             <w:pPr>
@@ -2283,7 +2269,7 @@
         </w:tc>
         <w:tc>
           <w:tcPr>
-            <w:tcW w:type="dxa" w:w="3324"/>
+            <w:tcW w:type="dxa" w:w="4536"/>
           </w:tcPr>
           <w:p>
             <w:pPr>
@@ -2302,7 +2288,7 @@
         </w:tc>
         <w:tc>
           <w:tcPr>
-            <w:tcW w:type="dxa" w:w="3324"/>
+            <w:tcW w:type="dxa" w:w="4252"/>
           </w:tcPr>
           <w:p>
             <w:pPr>
@@ -2322,7 +2308,7 @@
       <w:tr>
         <w:tc>
           <w:tcPr>
-            <w:tcW w:type="dxa" w:w="3324"/>
+            <w:tcW w:type="dxa" w:w="680"/>
           </w:tcPr>
           <w:p>
             <w:pPr>
@@ -2341,7 +2327,7 @@
         </w:tc>
         <w:tc>
           <w:tcPr>
-            <w:tcW w:type="dxa" w:w="3324"/>
+            <w:tcW w:type="dxa" w:w="4536"/>
           </w:tcPr>
           <w:p>
             <w:pPr>
@@ -2360,7 +2346,7 @@
         </w:tc>
         <w:tc>
           <w:tcPr>
-            <w:tcW w:type="dxa" w:w="3324"/>
+            <w:tcW w:type="dxa" w:w="4252"/>
           </w:tcPr>
           <w:p>
             <w:pPr>
@@ -2380,7 +2366,7 @@
       <w:tr>
         <w:tc>
           <w:tcPr>
-            <w:tcW w:type="dxa" w:w="3324"/>
+            <w:tcW w:type="dxa" w:w="680"/>
           </w:tcPr>
           <w:p>
             <w:pPr>
@@ -2399,7 +2385,7 @@
         </w:tc>
         <w:tc>
           <w:tcPr>
-            <w:tcW w:type="dxa" w:w="3324"/>
+            <w:tcW w:type="dxa" w:w="4536"/>
           </w:tcPr>
           <w:p>
             <w:pPr>
@@ -2418,7 +2404,7 @@
         </w:tc>
         <w:tc>
           <w:tcPr>
-            <w:tcW w:type="dxa" w:w="3324"/>
+            <w:tcW w:type="dxa" w:w="4252"/>
           </w:tcPr>
           <w:p>
             <w:pPr>
@@ -2438,7 +2424,7 @@
       <w:tr>
         <w:tc>
           <w:tcPr>
-            <w:tcW w:type="dxa" w:w="3324"/>
+            <w:tcW w:type="dxa" w:w="680"/>
           </w:tcPr>
           <w:p>
             <w:pPr>
@@ -2457,7 +2443,7 @@
         </w:tc>
         <w:tc>
           <w:tcPr>
-            <w:tcW w:type="dxa" w:w="3324"/>
+            <w:tcW w:type="dxa" w:w="4536"/>
           </w:tcPr>
           <w:p>
             <w:pPr>
@@ -2476,7 +2462,7 @@
         </w:tc>
         <w:tc>
           <w:tcPr>
-            <w:tcW w:type="dxa" w:w="3324"/>
+            <w:tcW w:type="dxa" w:w="4252"/>
           </w:tcPr>
           <w:p>
             <w:pPr>
@@ -2496,7 +2482,7 @@
       <w:tr>
         <w:tc>
           <w:tcPr>
-            <w:tcW w:type="dxa" w:w="3324"/>
+            <w:tcW w:type="dxa" w:w="680"/>
           </w:tcPr>
           <w:p>
             <w:pPr>
@@ -2515,7 +2501,7 @@
         </w:tc>
         <w:tc>
           <w:tcPr>
-            <w:tcW w:type="dxa" w:w="3324"/>
+            <w:tcW w:type="dxa" w:w="4536"/>
           </w:tcPr>
           <w:p>
             <w:pPr>
@@ -2534,7 +2520,7 @@
         </w:tc>
         <w:tc>
           <w:tcPr>
-            <w:tcW w:type="dxa" w:w="3324"/>
+            <w:tcW w:type="dxa" w:w="4252"/>
           </w:tcPr>
           <w:p>
             <w:pPr>
@@ -2904,6 +2890,7 @@
                 <w:i w:val="0"/>
                 <w:sz w:val="22"/>
               </w:rPr>
+              <w:t>kolokwium; ocena pracy podczas ćwiczenia</w:t>
             </w:r>
           </w:p>
         </w:tc>
@@ -2962,6 +2949,7 @@
                 <w:i w:val="0"/>
                 <w:sz w:val="22"/>
               </w:rPr>
+              <w:t>kolokwium; ocena pracy podczas ćwiczenia</w:t>
             </w:r>
           </w:p>
         </w:tc>
@@ -3125,6 +3113,7 @@
                 <w:i w:val="0"/>
                 <w:sz w:val="22"/>
               </w:rPr>
+              <w:t>kolokwium; ocena pracy podczas ćwiczenia</w:t>
             </w:r>
           </w:p>
         </w:tc>
@@ -3183,6 +3172,7 @@
                 <w:i w:val="0"/>
                 <w:sz w:val="22"/>
               </w:rPr>
+              <w:t>kolokwium; ocena pracy podczas ćwiczenia</w:t>
             </w:r>
           </w:p>
         </w:tc>
@@ -3241,6 +3231,7 @@
                 <w:i w:val="0"/>
                 <w:sz w:val="22"/>
               </w:rPr>
+              <w:t>kolokwium; ocena pracy podczas ćwiczenia</w:t>
             </w:r>
           </w:p>
         </w:tc>
@@ -3403,6 +3394,7 @@
                 <w:i w:val="0"/>
                 <w:sz w:val="22"/>
               </w:rPr>
+              <w:t>kolokwium; ocena pracy podczas ćwiczenia</w:t>
             </w:r>
           </w:p>
         </w:tc>
@@ -3460,6 +3452,7 @@
                 <w:i w:val="0"/>
                 <w:sz w:val="22"/>
               </w:rPr>
+              <w:t>kolokwium; ocena pracy podczas ćwiczenia</w:t>
             </w:r>
           </w:p>
         </w:tc>
@@ -3565,62 +3558,6 @@
                 <w:sz w:val="16"/>
               </w:rPr>
               <w:t>Wyposażenie specjalistyczne konieczne do realizacji przedmiotu</w:t>
-            </w:r>
-          </w:p>
-        </w:tc>
-      </w:tr>
-      <w:tr>
-        <w:tc>
-          <w:tcPr>
-            <w:tcW w:type="dxa" w:w="3324"/>
-          </w:tcPr>
-          <w:p>
-            <w:pPr>
-              <w:spacing w:before="20" w:after="20"/>
-            </w:pPr>
-            <w:r>
-              <w:rPr>
-                <w:rFonts w:ascii="Aptos" w:hAnsi="Aptos"/>
-                <w:b w:val="0"/>
-                <w:i w:val="0"/>
-                <w:sz w:val="22"/>
-              </w:rPr>
-            </w:r>
-          </w:p>
-        </w:tc>
-        <w:tc>
-          <w:tcPr>
-            <w:tcW w:type="dxa" w:w="3324"/>
-          </w:tcPr>
-          <w:p>
-            <w:pPr>
-              <w:spacing w:before="20" w:after="20"/>
-            </w:pPr>
-            <w:r>
-              <w:rPr>
-                <w:rFonts w:ascii="Aptos" w:hAnsi="Aptos"/>
-                <w:b w:val="0"/>
-                <w:i w:val="0"/>
-                <w:sz w:val="22"/>
-              </w:rPr>
-            </w:r>
-          </w:p>
-        </w:tc>
-        <w:tc>
-          <w:tcPr>
-            <w:tcW w:type="dxa" w:w="3324"/>
-          </w:tcPr>
-          <w:p>
-            <w:pPr>
-              <w:spacing w:before="20" w:after="20"/>
-            </w:pPr>
-            <w:r>
-              <w:rPr>
-                <w:rFonts w:ascii="Aptos" w:hAnsi="Aptos"/>
-                <w:b w:val="0"/>
-                <w:i w:val="0"/>
-                <w:sz w:val="22"/>
-              </w:rPr>
             </w:r>
           </w:p>
         </w:tc>

--- a/public/assets/files/stacjonarne/UKOS.docx
+++ b/public/assets/files/stacjonarne/UKOS.docx
@@ -2890,7 +2890,6 @@
                 <w:i w:val="0"/>
                 <w:sz w:val="22"/>
               </w:rPr>
-              <w:t>kolokwium; ocena pracy podczas ćwiczenia</w:t>
             </w:r>
           </w:p>
         </w:tc>
@@ -2949,7 +2948,6 @@
                 <w:i w:val="0"/>
                 <w:sz w:val="22"/>
               </w:rPr>
-              <w:t>kolokwium; ocena pracy podczas ćwiczenia</w:t>
             </w:r>
           </w:p>
         </w:tc>
@@ -3113,7 +3111,7 @@
                 <w:i w:val="0"/>
                 <w:sz w:val="22"/>
               </w:rPr>
-              <w:t>kolokwium; ocena pracy podczas ćwiczenia</w:t>
+              <w:t>kolokwium, ocena pracy podczas ćwiczenia</w:t>
             </w:r>
           </w:p>
         </w:tc>
@@ -3172,7 +3170,7 @@
                 <w:i w:val="0"/>
                 <w:sz w:val="22"/>
               </w:rPr>
-              <w:t>kolokwium; ocena pracy podczas ćwiczenia</w:t>
+              <w:t>kolokwium, ocena pracy podczas ćwiczenia</w:t>
             </w:r>
           </w:p>
         </w:tc>
@@ -3231,7 +3229,7 @@
                 <w:i w:val="0"/>
                 <w:sz w:val="22"/>
               </w:rPr>
-              <w:t>kolokwium; ocena pracy podczas ćwiczenia</w:t>
+              <w:t>kolokwium, ocena pracy podczas ćwiczenia</w:t>
             </w:r>
           </w:p>
         </w:tc>
@@ -3357,6 +3355,7 @@
                 <w:i w:val="0"/>
                 <w:sz w:val="22"/>
               </w:rPr>
+              <w:t>K_K03</w:t>
             </w:r>
           </w:p>
         </w:tc>
@@ -3394,7 +3393,7 @@
                 <w:i w:val="0"/>
                 <w:sz w:val="22"/>
               </w:rPr>
-              <w:t>kolokwium; ocena pracy podczas ćwiczenia</w:t>
+              <w:t>kolokwium, ocena pracy podczas ćwiczenia</w:t>
             </w:r>
           </w:p>
         </w:tc>
@@ -3415,6 +3414,7 @@
                 <w:i w:val="0"/>
                 <w:sz w:val="22"/>
               </w:rPr>
+              <w:t>K_K06</w:t>
             </w:r>
           </w:p>
         </w:tc>
@@ -3452,7 +3452,7 @@
                 <w:i w:val="0"/>
                 <w:sz w:val="22"/>
               </w:rPr>
-              <w:t>kolokwium; ocena pracy podczas ćwiczenia</w:t>
+              <w:t>kolokwium, ocena pracy podczas ćwiczenia</w:t>
             </w:r>
           </w:p>
         </w:tc>

--- a/public/assets/files/stacjonarne/UKOS.docx
+++ b/public/assets/files/stacjonarne/UKOS.docx
@@ -1869,14 +1869,13 @@
       </w:tblPr>
       <w:tblGrid>
         <w:gridCol w:w="680"/>
-        <w:gridCol w:w="4536"/>
-        <w:gridCol w:w="4252"/>
+        <w:gridCol w:w="8788"/>
       </w:tblGrid>
       <w:tr>
         <w:tc>
           <w:tcPr>
             <w:tcW w:type="dxa" w:w="9468"/>
-            <w:gridSpan w:val="3"/>
+            <w:gridSpan w:val="2"/>
             <w:shd w:val="clear" w:color="auto" w:fill="D9D9D9"/>
           </w:tcPr>
           <w:p>
@@ -1918,7 +1917,7 @@
         </w:tc>
         <w:tc>
           <w:tcPr>
-            <w:tcW w:type="dxa" w:w="4536"/>
+            <w:tcW w:type="dxa" w:w="8788"/>
             <w:shd w:val="clear" w:color="auto" w:fill="D9D9D9"/>
           </w:tcPr>
           <w:p>
@@ -1932,27 +1931,7 @@
                 <w:i w:val="0"/>
                 <w:sz w:val="16"/>
               </w:rPr>
-              <w:t>Wykład</w:t>
-            </w:r>
-          </w:p>
-        </w:tc>
-        <w:tc>
-          <w:tcPr>
-            <w:tcW w:type="dxa" w:w="4252"/>
-            <w:shd w:val="clear" w:color="auto" w:fill="D9D9D9"/>
-          </w:tcPr>
-          <w:p>
-            <w:pPr>
-              <w:spacing w:before="20" w:after="20"/>
-            </w:pPr>
-            <w:r>
-              <w:rPr>
-                <w:rFonts w:ascii="Aptos" w:hAnsi="Aptos"/>
-                <w:b/>
-                <w:i w:val="0"/>
-                <w:sz w:val="16"/>
-              </w:rPr>
-              <w:t>Ćwiczenia / Laboratorium / Pracownia</w:t>
+              <w:t>Treści programowe</w:t>
             </w:r>
           </w:p>
         </w:tc>
@@ -1979,7 +1958,7 @@
         </w:tc>
         <w:tc>
           <w:tcPr>
-            <w:tcW w:type="dxa" w:w="4536"/>
+            <w:tcW w:type="dxa" w:w="8788"/>
           </w:tcPr>
           <w:p>
             <w:pPr>
@@ -1993,24 +1972,6 @@
                 <w:sz w:val="22"/>
               </w:rPr>
               <w:t>Wprowadzenie do systemu Linux oraz interfejsu wiersza poleceń (CLI)Studenci poznają podstawowe pojęcia dotyczące systemów operacyjnych, obsługi systemu Linux oraz podstawowych komend CLI.</w:t>
-            </w:r>
-          </w:p>
-        </w:tc>
-        <w:tc>
-          <w:tcPr>
-            <w:tcW w:type="dxa" w:w="4252"/>
-          </w:tcPr>
-          <w:p>
-            <w:pPr>
-              <w:spacing w:before="20" w:after="20"/>
-            </w:pPr>
-            <w:r>
-              <w:rPr>
-                <w:rFonts w:ascii="Aptos" w:hAnsi="Aptos"/>
-                <w:b w:val="0"/>
-                <w:i w:val="0"/>
-                <w:sz w:val="22"/>
-              </w:rPr>
             </w:r>
           </w:p>
         </w:tc>
@@ -2037,7 +1998,7 @@
         </w:tc>
         <w:tc>
           <w:tcPr>
-            <w:tcW w:type="dxa" w:w="4536"/>
+            <w:tcW w:type="dxa" w:w="8788"/>
           </w:tcPr>
           <w:p>
             <w:pPr>
@@ -2051,24 +2012,6 @@
                 <w:sz w:val="22"/>
               </w:rPr>
               <w:t>Praca z systemami plików i zarządzanie nimiStudenci zdobywają umiejętności w zakresie pracy z systemami plików, tworzenia, usuwania i zarządzania plikami oraz katalogami w systemie Linux.</w:t>
-            </w:r>
-          </w:p>
-        </w:tc>
-        <w:tc>
-          <w:tcPr>
-            <w:tcW w:type="dxa" w:w="4252"/>
-          </w:tcPr>
-          <w:p>
-            <w:pPr>
-              <w:spacing w:before="20" w:after="20"/>
-            </w:pPr>
-            <w:r>
-              <w:rPr>
-                <w:rFonts w:ascii="Aptos" w:hAnsi="Aptos"/>
-                <w:b w:val="0"/>
-                <w:i w:val="0"/>
-                <w:sz w:val="22"/>
-              </w:rPr>
             </w:r>
           </w:p>
         </w:tc>
@@ -2095,7 +2038,7 @@
         </w:tc>
         <w:tc>
           <w:tcPr>
-            <w:tcW w:type="dxa" w:w="4536"/>
+            <w:tcW w:type="dxa" w:w="8788"/>
           </w:tcPr>
           <w:p>
             <w:pPr>
@@ -2109,24 +2052,6 @@
                 <w:sz w:val="22"/>
               </w:rPr>
               <w:t>Skrypty BashTworzenie i uruchamianie skryptów Bash, automatyzacja zadań systemowych, praca z pętlami, funkcjami i warunkami.</w:t>
-            </w:r>
-          </w:p>
-        </w:tc>
-        <w:tc>
-          <w:tcPr>
-            <w:tcW w:type="dxa" w:w="4252"/>
-          </w:tcPr>
-          <w:p>
-            <w:pPr>
-              <w:spacing w:before="20" w:after="20"/>
-            </w:pPr>
-            <w:r>
-              <w:rPr>
-                <w:rFonts w:ascii="Aptos" w:hAnsi="Aptos"/>
-                <w:b w:val="0"/>
-                <w:i w:val="0"/>
-                <w:sz w:val="22"/>
-              </w:rPr>
             </w:r>
           </w:p>
         </w:tc>
@@ -2153,7 +2078,7 @@
         </w:tc>
         <w:tc>
           <w:tcPr>
-            <w:tcW w:type="dxa" w:w="4536"/>
+            <w:tcW w:type="dxa" w:w="8788"/>
           </w:tcPr>
           <w:p>
             <w:pPr>
@@ -2167,24 +2092,6 @@
                 <w:sz w:val="22"/>
               </w:rPr>
               <w:t>Zarządzanie procesami w systemie operacyjnymOmówienie zarządzania procesami w systemie Linux, monitorowanie ich działania, manipulowanie zadaniami i zarządzanie współbieżnością.</w:t>
-            </w:r>
-          </w:p>
-        </w:tc>
-        <w:tc>
-          <w:tcPr>
-            <w:tcW w:type="dxa" w:w="4252"/>
-          </w:tcPr>
-          <w:p>
-            <w:pPr>
-              <w:spacing w:before="20" w:after="20"/>
-            </w:pPr>
-            <w:r>
-              <w:rPr>
-                <w:rFonts w:ascii="Aptos" w:hAnsi="Aptos"/>
-                <w:b w:val="0"/>
-                <w:i w:val="0"/>
-                <w:sz w:val="22"/>
-              </w:rPr>
             </w:r>
           </w:p>
         </w:tc>
@@ -2211,7 +2118,7 @@
         </w:tc>
         <w:tc>
           <w:tcPr>
-            <w:tcW w:type="dxa" w:w="4536"/>
+            <w:tcW w:type="dxa" w:w="8788"/>
           </w:tcPr>
           <w:p>
             <w:pPr>
@@ -2225,24 +2132,6 @@
                 <w:sz w:val="22"/>
               </w:rPr>
               <w:t>Kontrola wersji z użyciem GITPraktyczne wprowadzenie do systemów kontroli wersji, takich jak GIT, oraz zarządzanie wersjami oprogramowania.</w:t>
-            </w:r>
-          </w:p>
-        </w:tc>
-        <w:tc>
-          <w:tcPr>
-            <w:tcW w:type="dxa" w:w="4252"/>
-          </w:tcPr>
-          <w:p>
-            <w:pPr>
-              <w:spacing w:before="20" w:after="20"/>
-            </w:pPr>
-            <w:r>
-              <w:rPr>
-                <w:rFonts w:ascii="Aptos" w:hAnsi="Aptos"/>
-                <w:b w:val="0"/>
-                <w:i w:val="0"/>
-                <w:sz w:val="22"/>
-              </w:rPr>
             </w:r>
           </w:p>
         </w:tc>
@@ -2269,7 +2158,7 @@
         </w:tc>
         <w:tc>
           <w:tcPr>
-            <w:tcW w:type="dxa" w:w="4536"/>
+            <w:tcW w:type="dxa" w:w="8788"/>
           </w:tcPr>
           <w:p>
             <w:pPr>
@@ -2283,24 +2172,6 @@
                 <w:sz w:val="22"/>
               </w:rPr>
               <w:t>Architektura systemów wieloprocesorowychZrozumienie architektury systemów komputerowych, w tym wieloprocesorowych, oraz zarządzanie współbieżnością.</w:t>
-            </w:r>
-          </w:p>
-        </w:tc>
-        <w:tc>
-          <w:tcPr>
-            <w:tcW w:type="dxa" w:w="4252"/>
-          </w:tcPr>
-          <w:p>
-            <w:pPr>
-              <w:spacing w:before="20" w:after="20"/>
-            </w:pPr>
-            <w:r>
-              <w:rPr>
-                <w:rFonts w:ascii="Aptos" w:hAnsi="Aptos"/>
-                <w:b w:val="0"/>
-                <w:i w:val="0"/>
-                <w:sz w:val="22"/>
-              </w:rPr>
             </w:r>
           </w:p>
         </w:tc>
@@ -2327,7 +2198,7 @@
         </w:tc>
         <w:tc>
           <w:tcPr>
-            <w:tcW w:type="dxa" w:w="4536"/>
+            <w:tcW w:type="dxa" w:w="8788"/>
           </w:tcPr>
           <w:p>
             <w:pPr>
@@ -2341,24 +2212,6 @@
                 <w:sz w:val="22"/>
               </w:rPr>
               <w:t>Podstawy sieci komputerowych i bezpieczeństwaStudenci poznają technologie sieciowe, protokoły komunikacyjne oraz podstawowe zagadnienia związane z bezpieczeństwem.</w:t>
-            </w:r>
-          </w:p>
-        </w:tc>
-        <w:tc>
-          <w:tcPr>
-            <w:tcW w:type="dxa" w:w="4252"/>
-          </w:tcPr>
-          <w:p>
-            <w:pPr>
-              <w:spacing w:before="20" w:after="20"/>
-            </w:pPr>
-            <w:r>
-              <w:rPr>
-                <w:rFonts w:ascii="Aptos" w:hAnsi="Aptos"/>
-                <w:b w:val="0"/>
-                <w:i w:val="0"/>
-                <w:sz w:val="22"/>
-              </w:rPr>
             </w:r>
           </w:p>
         </w:tc>
@@ -2385,7 +2238,7 @@
         </w:tc>
         <w:tc>
           <w:tcPr>
-            <w:tcW w:type="dxa" w:w="4536"/>
+            <w:tcW w:type="dxa" w:w="8788"/>
           </w:tcPr>
           <w:p>
             <w:pPr>
@@ -2399,24 +2252,6 @@
                 <w:sz w:val="22"/>
               </w:rPr>
               <w:t>Instalacja i konfiguracja systemów operacyjnychProces instalacji i konfiguracji systemów operacyjnych, a także podstawowa administracja systemami.</w:t>
-            </w:r>
-          </w:p>
-        </w:tc>
-        <w:tc>
-          <w:tcPr>
-            <w:tcW w:type="dxa" w:w="4252"/>
-          </w:tcPr>
-          <w:p>
-            <w:pPr>
-              <w:spacing w:before="20" w:after="20"/>
-            </w:pPr>
-            <w:r>
-              <w:rPr>
-                <w:rFonts w:ascii="Aptos" w:hAnsi="Aptos"/>
-                <w:b w:val="0"/>
-                <w:i w:val="0"/>
-                <w:sz w:val="22"/>
-              </w:rPr>
             </w:r>
           </w:p>
         </w:tc>
@@ -2443,7 +2278,7 @@
         </w:tc>
         <w:tc>
           <w:tcPr>
-            <w:tcW w:type="dxa" w:w="4536"/>
+            <w:tcW w:type="dxa" w:w="8788"/>
           </w:tcPr>
           <w:p>
             <w:pPr>
@@ -2457,24 +2292,6 @@
                 <w:sz w:val="22"/>
               </w:rPr>
               <w:t>Problemy synchronizacji zadańRozwiązywanie klasycznych problemów synchronizacji zadań, dobór algorytmów szeregowania i analiza ich efektywności.</w:t>
-            </w:r>
-          </w:p>
-        </w:tc>
-        <w:tc>
-          <w:tcPr>
-            <w:tcW w:type="dxa" w:w="4252"/>
-          </w:tcPr>
-          <w:p>
-            <w:pPr>
-              <w:spacing w:before="20" w:after="20"/>
-            </w:pPr>
-            <w:r>
-              <w:rPr>
-                <w:rFonts w:ascii="Aptos" w:hAnsi="Aptos"/>
-                <w:b w:val="0"/>
-                <w:i w:val="0"/>
-                <w:sz w:val="22"/>
-              </w:rPr>
             </w:r>
           </w:p>
         </w:tc>
@@ -2501,7 +2318,7 @@
         </w:tc>
         <w:tc>
           <w:tcPr>
-            <w:tcW w:type="dxa" w:w="4536"/>
+            <w:tcW w:type="dxa" w:w="8788"/>
           </w:tcPr>
           <w:p>
             <w:pPr>
@@ -2515,24 +2332,6 @@
                 <w:sz w:val="22"/>
               </w:rPr>
               <w:t>Symulacja komputerowa i analiza systemów operacyjnychStudenci wykonują symulacje komputerowe w celu analizy działania systemów operacyjnych oraz ich parametrów.</w:t>
-            </w:r>
-          </w:p>
-        </w:tc>
-        <w:tc>
-          <w:tcPr>
-            <w:tcW w:type="dxa" w:w="4252"/>
-          </w:tcPr>
-          <w:p>
-            <w:pPr>
-              <w:spacing w:before="20" w:after="20"/>
-            </w:pPr>
-            <w:r>
-              <w:rPr>
-                <w:rFonts w:ascii="Aptos" w:hAnsi="Aptos"/>
-                <w:b w:val="0"/>
-                <w:i w:val="0"/>
-                <w:sz w:val="22"/>
-              </w:rPr>
             </w:r>
           </w:p>
         </w:tc>

--- a/public/assets/files/stacjonarne/UKOS.docx
+++ b/public/assets/files/stacjonarne/UKOS.docx
@@ -144,7 +144,7 @@
                 <w:i w:val="0"/>
                 <w:sz w:val="22"/>
               </w:rPr>
-              <w:t>19.02.2026</w:t>
+              <w:t>16.03.2026</w:t>
             </w:r>
           </w:p>
         </w:tc>
@@ -1481,7 +1481,7 @@
                 <w:rFonts w:ascii="Aptos" w:hAnsi="Aptos"/>
                 <w:sz w:val="22"/>
               </w:rPr>
-              <w:t>☐ Egzamin</w:t>
+              <w:t>☑ Egzamin</w:t>
             </w:r>
           </w:p>
         </w:tc>
@@ -1869,13 +1869,14 @@
       </w:tblPr>
       <w:tblGrid>
         <w:gridCol w:w="680"/>
-        <w:gridCol w:w="8788"/>
+        <w:gridCol w:w="4536"/>
+        <w:gridCol w:w="4252"/>
       </w:tblGrid>
       <w:tr>
         <w:tc>
           <w:tcPr>
             <w:tcW w:type="dxa" w:w="9468"/>
-            <w:gridSpan w:val="2"/>
+            <w:gridSpan w:val="3"/>
             <w:shd w:val="clear" w:color="auto" w:fill="D9D9D9"/>
           </w:tcPr>
           <w:p>
@@ -1917,7 +1918,7 @@
         </w:tc>
         <w:tc>
           <w:tcPr>
-            <w:tcW w:type="dxa" w:w="8788"/>
+            <w:tcW w:type="dxa" w:w="4536"/>
             <w:shd w:val="clear" w:color="auto" w:fill="D9D9D9"/>
           </w:tcPr>
           <w:p>
@@ -1931,7 +1932,27 @@
                 <w:i w:val="0"/>
                 <w:sz w:val="16"/>
               </w:rPr>
-              <w:t>Treści programowe</w:t>
+              <w:t>Wykład</w:t>
+            </w:r>
+          </w:p>
+        </w:tc>
+        <w:tc>
+          <w:tcPr>
+            <w:tcW w:type="dxa" w:w="4252"/>
+            <w:shd w:val="clear" w:color="auto" w:fill="D9D9D9"/>
+          </w:tcPr>
+          <w:p>
+            <w:pPr>
+              <w:spacing w:before="20" w:after="20"/>
+            </w:pPr>
+            <w:r>
+              <w:rPr>
+                <w:rFonts w:ascii="Aptos" w:hAnsi="Aptos"/>
+                <w:b/>
+                <w:i w:val="0"/>
+                <w:sz w:val="16"/>
+              </w:rPr>
+              <w:t>Ćwiczenia / Laboratorium / Pracownia</w:t>
             </w:r>
           </w:p>
         </w:tc>
@@ -1958,7 +1979,7 @@
         </w:tc>
         <w:tc>
           <w:tcPr>
-            <w:tcW w:type="dxa" w:w="8788"/>
+            <w:tcW w:type="dxa" w:w="4536"/>
           </w:tcPr>
           <w:p>
             <w:pPr>
@@ -1971,7 +1992,26 @@
                 <w:i w:val="0"/>
                 <w:sz w:val="22"/>
               </w:rPr>
-              <w:t>Wprowadzenie do systemu Linux oraz interfejsu wiersza poleceń (CLI)Studenci poznają podstawowe pojęcia dotyczące systemów operacyjnych, obsługi systemu Linux oraz podstawowych komend CLI.</w:t>
+              <w:t>Wprowadzenie do systemu Linux oraz interfejsu wiersza poleceń (CLI)</w:t>
+            </w:r>
+          </w:p>
+        </w:tc>
+        <w:tc>
+          <w:tcPr>
+            <w:tcW w:type="dxa" w:w="4252"/>
+          </w:tcPr>
+          <w:p>
+            <w:pPr>
+              <w:spacing w:before="20" w:after="20"/>
+            </w:pPr>
+            <w:r>
+              <w:rPr>
+                <w:rFonts w:ascii="Aptos" w:hAnsi="Aptos"/>
+                <w:b w:val="0"/>
+                <w:i w:val="0"/>
+                <w:sz w:val="22"/>
+              </w:rPr>
+              <w:t>Studenci poznają podstawowe pojęcia dotyczące systemów operacyjnych, obsługi systemu Linux oraz podstawowych komend CLI.</w:t>
             </w:r>
           </w:p>
         </w:tc>
@@ -1998,7 +2038,7 @@
         </w:tc>
         <w:tc>
           <w:tcPr>
-            <w:tcW w:type="dxa" w:w="8788"/>
+            <w:tcW w:type="dxa" w:w="4536"/>
           </w:tcPr>
           <w:p>
             <w:pPr>
@@ -2011,7 +2051,26 @@
                 <w:i w:val="0"/>
                 <w:sz w:val="22"/>
               </w:rPr>
-              <w:t>Praca z systemami plików i zarządzanie nimiStudenci zdobywają umiejętności w zakresie pracy z systemami plików, tworzenia, usuwania i zarządzania plikami oraz katalogami w systemie Linux.</w:t>
+              <w:t>Praca z systemami plików i zarządzanie nimi</w:t>
+            </w:r>
+          </w:p>
+        </w:tc>
+        <w:tc>
+          <w:tcPr>
+            <w:tcW w:type="dxa" w:w="4252"/>
+          </w:tcPr>
+          <w:p>
+            <w:pPr>
+              <w:spacing w:before="20" w:after="20"/>
+            </w:pPr>
+            <w:r>
+              <w:rPr>
+                <w:rFonts w:ascii="Aptos" w:hAnsi="Aptos"/>
+                <w:b w:val="0"/>
+                <w:i w:val="0"/>
+                <w:sz w:val="22"/>
+              </w:rPr>
+              <w:t>Studenci zdobywają umiejętności w zakresie pracy z systemami plików, tworzenia, usuwania i zarządzania plikami oraz katalogami w systemie Linux.</w:t>
             </w:r>
           </w:p>
         </w:tc>
@@ -2038,7 +2097,7 @@
         </w:tc>
         <w:tc>
           <w:tcPr>
-            <w:tcW w:type="dxa" w:w="8788"/>
+            <w:tcW w:type="dxa" w:w="4536"/>
           </w:tcPr>
           <w:p>
             <w:pPr>
@@ -2051,7 +2110,26 @@
                 <w:i w:val="0"/>
                 <w:sz w:val="22"/>
               </w:rPr>
-              <w:t>Skrypty BashTworzenie i uruchamianie skryptów Bash, automatyzacja zadań systemowych, praca z pętlami, funkcjami i warunkami.</w:t>
+              <w:t>Skrypty Bash</w:t>
+            </w:r>
+          </w:p>
+        </w:tc>
+        <w:tc>
+          <w:tcPr>
+            <w:tcW w:type="dxa" w:w="4252"/>
+          </w:tcPr>
+          <w:p>
+            <w:pPr>
+              <w:spacing w:before="20" w:after="20"/>
+            </w:pPr>
+            <w:r>
+              <w:rPr>
+                <w:rFonts w:ascii="Aptos" w:hAnsi="Aptos"/>
+                <w:b w:val="0"/>
+                <w:i w:val="0"/>
+                <w:sz w:val="22"/>
+              </w:rPr>
+              <w:t>Tworzenie i uruchamianie skryptów Bash, automatyzacja zadań systemowych, praca z pętlami, funkcjami i warunkami.</w:t>
             </w:r>
           </w:p>
         </w:tc>
@@ -2078,7 +2156,7 @@
         </w:tc>
         <w:tc>
           <w:tcPr>
-            <w:tcW w:type="dxa" w:w="8788"/>
+            <w:tcW w:type="dxa" w:w="4536"/>
           </w:tcPr>
           <w:p>
             <w:pPr>
@@ -2091,7 +2169,26 @@
                 <w:i w:val="0"/>
                 <w:sz w:val="22"/>
               </w:rPr>
-              <w:t>Zarządzanie procesami w systemie operacyjnymOmówienie zarządzania procesami w systemie Linux, monitorowanie ich działania, manipulowanie zadaniami i zarządzanie współbieżnością.</w:t>
+              <w:t>Zarządzanie procesami w systemie operacyjnym</w:t>
+            </w:r>
+          </w:p>
+        </w:tc>
+        <w:tc>
+          <w:tcPr>
+            <w:tcW w:type="dxa" w:w="4252"/>
+          </w:tcPr>
+          <w:p>
+            <w:pPr>
+              <w:spacing w:before="20" w:after="20"/>
+            </w:pPr>
+            <w:r>
+              <w:rPr>
+                <w:rFonts w:ascii="Aptos" w:hAnsi="Aptos"/>
+                <w:b w:val="0"/>
+                <w:i w:val="0"/>
+                <w:sz w:val="22"/>
+              </w:rPr>
+              <w:t>Omówienie zarządzania procesami w systemie Linux, monitorowanie ich działania, manipulowanie zadaniami i zarządzanie współbieżnością.</w:t>
             </w:r>
           </w:p>
         </w:tc>
@@ -2118,7 +2215,7 @@
         </w:tc>
         <w:tc>
           <w:tcPr>
-            <w:tcW w:type="dxa" w:w="8788"/>
+            <w:tcW w:type="dxa" w:w="4536"/>
           </w:tcPr>
           <w:p>
             <w:pPr>
@@ -2131,7 +2228,26 @@
                 <w:i w:val="0"/>
                 <w:sz w:val="22"/>
               </w:rPr>
-              <w:t>Kontrola wersji z użyciem GITPraktyczne wprowadzenie do systemów kontroli wersji, takich jak GIT, oraz zarządzanie wersjami oprogramowania.</w:t>
+              <w:t>Architektura systemów wieloprocesorowych</w:t>
+            </w:r>
+          </w:p>
+        </w:tc>
+        <w:tc>
+          <w:tcPr>
+            <w:tcW w:type="dxa" w:w="4252"/>
+          </w:tcPr>
+          <w:p>
+            <w:pPr>
+              <w:spacing w:before="20" w:after="20"/>
+            </w:pPr>
+            <w:r>
+              <w:rPr>
+                <w:rFonts w:ascii="Aptos" w:hAnsi="Aptos"/>
+                <w:b w:val="0"/>
+                <w:i w:val="0"/>
+                <w:sz w:val="22"/>
+              </w:rPr>
+              <w:t>Zrozumienie architektury systemów komputerowych, w tym wieloprocesorowych, oraz zarządzanie współbieżnością.</w:t>
             </w:r>
           </w:p>
         </w:tc>
@@ -2158,7 +2274,7 @@
         </w:tc>
         <w:tc>
           <w:tcPr>
-            <w:tcW w:type="dxa" w:w="8788"/>
+            <w:tcW w:type="dxa" w:w="4536"/>
           </w:tcPr>
           <w:p>
             <w:pPr>
@@ -2171,7 +2287,26 @@
                 <w:i w:val="0"/>
                 <w:sz w:val="22"/>
               </w:rPr>
-              <w:t>Architektura systemów wieloprocesorowychZrozumienie architektury systemów komputerowych, w tym wieloprocesorowych, oraz zarządzanie współbieżnością.</w:t>
+              <w:t>Podstawy sieci komputerowych i bezpieczeństwa</w:t>
+            </w:r>
+          </w:p>
+        </w:tc>
+        <w:tc>
+          <w:tcPr>
+            <w:tcW w:type="dxa" w:w="4252"/>
+          </w:tcPr>
+          <w:p>
+            <w:pPr>
+              <w:spacing w:before="20" w:after="20"/>
+            </w:pPr>
+            <w:r>
+              <w:rPr>
+                <w:rFonts w:ascii="Aptos" w:hAnsi="Aptos"/>
+                <w:b w:val="0"/>
+                <w:i w:val="0"/>
+                <w:sz w:val="22"/>
+              </w:rPr>
+              <w:t>Studenci poznają technologie sieciowe, protokoły komunikacyjne oraz podstawowe zagadnienia związane z bezpieczeństwem.</w:t>
             </w:r>
           </w:p>
         </w:tc>
@@ -2198,7 +2333,7 @@
         </w:tc>
         <w:tc>
           <w:tcPr>
-            <w:tcW w:type="dxa" w:w="8788"/>
+            <w:tcW w:type="dxa" w:w="4536"/>
           </w:tcPr>
           <w:p>
             <w:pPr>
@@ -2211,7 +2346,26 @@
                 <w:i w:val="0"/>
                 <w:sz w:val="22"/>
               </w:rPr>
-              <w:t>Podstawy sieci komputerowych i bezpieczeństwaStudenci poznają technologie sieciowe, protokoły komunikacyjne oraz podstawowe zagadnienia związane z bezpieczeństwem.</w:t>
+              <w:t>Instalacja i konfiguracja systemów operacyjnych</w:t>
+            </w:r>
+          </w:p>
+        </w:tc>
+        <w:tc>
+          <w:tcPr>
+            <w:tcW w:type="dxa" w:w="4252"/>
+          </w:tcPr>
+          <w:p>
+            <w:pPr>
+              <w:spacing w:before="20" w:after="20"/>
+            </w:pPr>
+            <w:r>
+              <w:rPr>
+                <w:rFonts w:ascii="Aptos" w:hAnsi="Aptos"/>
+                <w:b w:val="0"/>
+                <w:i w:val="0"/>
+                <w:sz w:val="22"/>
+              </w:rPr>
+              <w:t>Proces instalacji i konfiguracji systemów operacyjnych, a także podstawowa administracja systemami.</w:t>
             </w:r>
           </w:p>
         </w:tc>
@@ -2238,7 +2392,7 @@
         </w:tc>
         <w:tc>
           <w:tcPr>
-            <w:tcW w:type="dxa" w:w="8788"/>
+            <w:tcW w:type="dxa" w:w="4536"/>
           </w:tcPr>
           <w:p>
             <w:pPr>
@@ -2251,7 +2405,26 @@
                 <w:i w:val="0"/>
                 <w:sz w:val="22"/>
               </w:rPr>
-              <w:t>Instalacja i konfiguracja systemów operacyjnychProces instalacji i konfiguracji systemów operacyjnych, a także podstawowa administracja systemami.</w:t>
+              <w:t>Problemy synchronizacji zadań</w:t>
+            </w:r>
+          </w:p>
+        </w:tc>
+        <w:tc>
+          <w:tcPr>
+            <w:tcW w:type="dxa" w:w="4252"/>
+          </w:tcPr>
+          <w:p>
+            <w:pPr>
+              <w:spacing w:before="20" w:after="20"/>
+            </w:pPr>
+            <w:r>
+              <w:rPr>
+                <w:rFonts w:ascii="Aptos" w:hAnsi="Aptos"/>
+                <w:b w:val="0"/>
+                <w:i w:val="0"/>
+                <w:sz w:val="22"/>
+              </w:rPr>
+              <w:t>Rozwiązywanie klasycznych problemów synchronizacji zadań, dobór algorytmów szeregowania i analiza ich efektywności.</w:t>
             </w:r>
           </w:p>
         </w:tc>
@@ -2278,7 +2451,7 @@
         </w:tc>
         <w:tc>
           <w:tcPr>
-            <w:tcW w:type="dxa" w:w="8788"/>
+            <w:tcW w:type="dxa" w:w="4536"/>
           </w:tcPr>
           <w:p>
             <w:pPr>
@@ -2291,15 +2464,13 @@
                 <w:i w:val="0"/>
                 <w:sz w:val="22"/>
               </w:rPr>
-              <w:t>Problemy synchronizacji zadańRozwiązywanie klasycznych problemów synchronizacji zadań, dobór algorytmów szeregowania i analiza ich efektywności.</w:t>
+              <w:t>Symulacja komputerowa i analiza systemów operacyjnych</w:t>
             </w:r>
           </w:p>
         </w:tc>
-      </w:tr>
-      <w:tr>
         <w:tc>
           <w:tcPr>
-            <w:tcW w:type="dxa" w:w="680"/>
+            <w:tcW w:type="dxa" w:w="4252"/>
           </w:tcPr>
           <w:p>
             <w:pPr>
@@ -2312,26 +2483,7 @@
                 <w:i w:val="0"/>
                 <w:sz w:val="22"/>
               </w:rPr>
-              <w:t>10.</w:t>
-            </w:r>
-          </w:p>
-        </w:tc>
-        <w:tc>
-          <w:tcPr>
-            <w:tcW w:type="dxa" w:w="8788"/>
-          </w:tcPr>
-          <w:p>
-            <w:pPr>
-              <w:spacing w:before="20" w:after="20"/>
-            </w:pPr>
-            <w:r>
-              <w:rPr>
-                <w:rFonts w:ascii="Aptos" w:hAnsi="Aptos"/>
-                <w:b w:val="0"/>
-                <w:i w:val="0"/>
-                <w:sz w:val="22"/>
-              </w:rPr>
-              <w:t>Symulacja komputerowa i analiza systemów operacyjnychStudenci wykonują symulacje komputerowe w celu analizy działania systemów operacyjnych oraz ich parametrów.</w:t>
+              <w:t>Studenci wykonują symulacje komputerowe w celu analizy działania systemów operacyjnych oraz ich parametrów.</w:t>
             </w:r>
           </w:p>
         </w:tc>
@@ -2472,7 +2624,7 @@
                 <w:rFonts w:ascii="Aptos" w:hAnsi="Aptos"/>
                 <w:sz w:val="22"/>
               </w:rPr>
-              <w:t>1. Sosna Ł. Linux. Komendy i polecenia. VI ed. Gliwice: Helion; 2023.</w:t>
+              <w:t>1. Sosna Ł. Linux. Komendy i polecenia. VI ed. Gliwice: Helion; 2023.</w:t>
             </w:r>
           </w:p>
           <w:p>
@@ -2484,7 +2636,7 @@
                 <w:rFonts w:ascii="Aptos" w:hAnsi="Aptos"/>
                 <w:sz w:val="22"/>
               </w:rPr>
-              <w:t>2. Negus C. Linux. Biblia. 10th ed. Gliwice: Helion; 2021.</w:t>
+              <w:t>2. Negus C. Linux. Biblia. 10th ed. Gliwice: Helion; 2021.</w:t>
             </w:r>
           </w:p>
         </w:tc>
@@ -2525,7 +2677,7 @@
                 <w:rFonts w:ascii="Aptos" w:hAnsi="Aptos"/>
                 <w:sz w:val="22"/>
               </w:rPr>
-              <w:t>1. Tanenbaum AS, Bos H. Systemy operacyjne. 4th ed. Gliwice: Helion; 2023.</w:t>
+              <w:t>1. Tanenbaum AS, Bos H. Systemy operacyjne. 4th ed. Gliwice: Helion; 2023.</w:t>
             </w:r>
           </w:p>
         </w:tc>
